--- a/docs/BACKLOG DECISION REVIEW CAA 011026.docx
+++ b/docs/BACKLOG DECISION REVIEW CAA 011026.docx
@@ -8551,7 +8551,7 @@
               <w:t>Session-per-file rather than test-per-file: a file per test result would produce hundreds of files and a conflict whenever two people ran overlapping suites, whereas every session filename is unique by timestamp plus username, so no two people ever edit the same file and merge conflicts are impossible by construction. The `scope` field is a fixed enum so an agent cannot invent values and break the exporter. There is deliberately no BACKFILL outcome: historic runs reconstructed from PR evidence use the normal PASS or FAIL with the correct backdated date and cite their source in the remarks. Records are immutable once merged, so a later catalogue revision never rewrites history.</w:t>
               <w:br/>
               <w:br/>
-              <w:t>This does not replace the per-story traceability matrices (for example `docs/plans/scrum-33-implementation-status.md`), which remain required by the Traceability Standard in `docs/testing/README.md`. Those hold the narrative and the rule-to-test mapping; session records hold the flat exportable execution log. A story log should cite a session filename rather than restate the command and result.</w:t>
+              <w:t>This does not replace the per-story traceability matrices (for example `docs/plans/scrum-33-implementation-status.md`), which remain required by the Traceability Standard in `docs/testing/README.md`. Those hold the narrative and the rule-to-test mapping; session records hold the flat exportable execution log. A story log should cite a session filename as well as restating the command, the result, and the exact message seen, so a later report can be matched against what testing saw.</w:t>
               <w:br/>
               <w:br/>
               <w:t>Raised by Aaron in review of PR #166, who asked that a team-wide obligation be agreed rather than merged on one person's authority. Approved by Bryan on 2026-10-01.</w:t>
